--- a/writing/Implementation_Chapter_Saif_Afzal_2024AA05546.docx
+++ b/writing/Implementation_Chapter_Saif_Afzal_2024AA05546.docx
@@ -33,7 +33,7 @@
           <w:sz w:val="24"/>
           <w:szCs w:val="24"/>
         </w:rPr>
-        <w:t xml:space="preserve">This chapter describes how the five architectural components introduced earlier were realised in practice: the repository and development-environment organisation, the dataset and baseline pipelines, the QLoRA fine-tuning procedure, the BMAD agentic correction loop and its underlying inference mechanism, and the evaluation tooling used to produce the results reported in Chapter 7. Particular attention is given to Section 6.5, which documents both the original implementation of the agentic loop's inference layer and a subsequent architectural revision undertaken after the original design proved unreliable under sustained, unattended execution — a revision that is reported here in full because the diagnosis and correction of that unreliability is itself a substantive piece of engineering work underpinning the validity of the results in Chapter 7.</w:t>
+        <w:t xml:space="preserve">This chapter describes how the five architectural components introduced earlier were realised in practice: the repository and development-environment organisation, the dataset and baseline pipelines, the QLoRA fine-tuning procedure, the BMAD agentic correction loop and its underlying inference mechanism, and the evaluation tooling used to produce the results reported in Chapter 5. Particular attention is given to Section 4.5, which documents both the original implementation of the agentic loop's inference layer and a subsequent architectural revision undertaken after the original design proved unreliable under sustained, unattended execution — a revision that is reported here in full because the diagnosis and correction of that unreliability is itself a substantive piece of engineering work underpinning the validity of the results in Chapter 5.</w:t>
       </w:r>
     </w:p>
     <w:p>
@@ -49,7 +49,7 @@
           <w:sz w:val="28"/>
           <w:szCs w:val="28"/>
         </w:rPr>
-        <w:t xml:space="preserve">6.1 Development Environment and Repository Organisation</w:t>
+        <w:t xml:space="preserve">4.1 Development Environment and Repository Organisation</w:t>
       </w:r>
     </w:p>
     <w:p>
@@ -85,7 +85,7 @@
           <w:sz w:val="24"/>
           <w:szCs w:val="24"/>
         </w:rPr>
-        <w:t xml:space="preserve">The codebase is organised as a single Git repository with directories corresponding to each pipeline stage — data/, baselines/, fine_tuning/, agentic_loop/, evaluation/ and results/ — and is version-controlled across four branches: main, which holds the dataset, baseline, and fine-tuning code common to all subsequent work; phase6-eval, an early implementation of the agentic loop later found to have a systemic reliability defect (Section 6.5.1) and retained for historical record rather than active use; phase6-rebuild, the corrected implementation used to produce the results in Chapter 7; and final-submission, into which phase6-rebuild has been merged as the basis for this dissertation.</w:t>
+        <w:t xml:space="preserve">The codebase is organised as a single Git repository with directories corresponding to each pipeline stage — data/, baselines/, fine_tuning/, agentic_loop/, evaluation/ and results/ — and is version-controlled across four branches: main, which holds the dataset, baseline, and fine-tuning code common to all subsequent work; phase6-eval, an early implementation of the agentic loop later found to have a systemic reliability defect (Section 4.5.1) and retained for historical record rather than active use; phase6-rebuild, the corrected implementation used to produce the results in Chapter 5; and final-submission, into which phase6-rebuild has been merged as the basis for this dissertation.</w:t>
       </w:r>
     </w:p>
     <w:p>
@@ -101,7 +101,7 @@
           <w:sz w:val="28"/>
           <w:szCs w:val="28"/>
         </w:rPr>
-        <w:t xml:space="preserve">6.2 Dataset Generation and Preparation</w:t>
+        <w:t xml:space="preserve">4.2 Dataset Generation and Preparation</w:t>
       </w:r>
     </w:p>
     <w:p>
@@ -135,7 +135,7 @@
           <w:sz w:val="28"/>
           <w:szCs w:val="28"/>
         </w:rPr>
-        <w:t xml:space="preserve">6.3 Zero-Shot Baseline Inference</w:t>
+        <w:t xml:space="preserve">4.3 Zero-Shot Baseline Inference</w:t>
       </w:r>
     </w:p>
     <w:p>
@@ -169,25 +169,25 @@
           <w:sz w:val="28"/>
           <w:szCs w:val="28"/>
         </w:rPr>
-        <w:t xml:space="preserve">6.4 QLoRA Fine-Tuning</w:t>
-      </w:r>
-    </w:p>
-    <w:p>
-      <w:pPr>
-        <w:spacing w:after="160" w:line="276"/>
-        <w:jc w:val="both"/>
-      </w:pPr>
-      <w:r>
-        <w:rPr>
-          <w:rFonts w:ascii="Times New Roman" w:cs="Times New Roman" w:eastAsia="Times New Roman" w:hAnsi="Times New Roman"/>
-          <w:b w:val="false"/>
-          <w:bCs w:val="false"/>
-          <w:i w:val="false"/>
-          <w:iCs w:val="false"/>
-          <w:sz w:val="24"/>
-          <w:szCs w:val="24"/>
-        </w:rPr>
-        <w:t xml:space="preserve">Each of the four adapters — Phi-3 Mini and Gemma 4 E4B, one instance per framework — was produced by a dedicated fine-tuning script applying Low-Rank Adaptation [6] under 4-bit quantisation (QLoRA) [7] to the frozen base model, using the framework-isolated training split described in Section 6.2. Training and inference both execute on Apple Silicon through PyTorch's Metal Performance Shaders (MPS) backend, which required three specific adaptations relative to a conventional CUDA training configuration, identified during the Phase 4 diagnostic experiments reported at the mid-semester stage: the bfloat16 numeric format [20] must be used in place of float16, since PyTorch's gradient scaler silently skips optimiser steps under float16 on MPS; HuggingFace TRL's [21] completion-only masking collator produced NaN losses under certain batch configurations and required adjustment; and Python's standard output buffering must be disabled at the interpreter level to obtain real-time loss visibility during training. These adaptations, once established, reduced the iteration time for subsequent fine-tuning experiments materially, as reflected in the substantially shorter Phi-3 Mini training times reported in the mid-semester results (under one hour per framework, against 3.78 and 5.71 hours for Gemma 4 E4B).</w:t>
+        <w:t xml:space="preserve">4.4 QLoRA Fine-Tuning</w:t>
+      </w:r>
+    </w:p>
+    <w:p>
+      <w:pPr>
+        <w:spacing w:after="160" w:line="276"/>
+        <w:jc w:val="both"/>
+      </w:pPr>
+      <w:r>
+        <w:rPr>
+          <w:rFonts w:ascii="Times New Roman" w:cs="Times New Roman" w:eastAsia="Times New Roman" w:hAnsi="Times New Roman"/>
+          <w:b w:val="false"/>
+          <w:bCs w:val="false"/>
+          <w:i w:val="false"/>
+          <w:iCs w:val="false"/>
+          <w:sz w:val="24"/>
+          <w:szCs w:val="24"/>
+        </w:rPr>
+        <w:t xml:space="preserve">Each of the four adapters — Phi-3 Mini and Gemma 4 E4B, one instance per framework — was produced by a dedicated fine-tuning script applying Low-Rank Adaptation [6] under 4-bit quantisation (QLoRA) [7] to the frozen base model, using the framework-isolated training split described in Section 4.2. Training and inference both execute on Apple Silicon through PyTorch's Metal Performance Shaders (MPS) backend, which required three specific adaptations relative to a conventional CUDA training configuration, identified during the Phase 4 diagnostic experiments reported at the mid-semester stage: the bfloat16 numeric format [20] must be used in place of float16, since PyTorch's gradient scaler silently skips optimiser steps under float16 on MPS; HuggingFace TRL's [21] completion-only masking collator produced NaN losses under certain batch configurations and required adjustment; and Python's standard output buffering must be disabled at the interpreter level to obtain real-time loss visibility during training. These adaptations, once established, reduced the iteration time for subsequent fine-tuning experiments materially, as reflected in the substantially shorter Phi-3 Mini training times reported in the mid-semester results (under one hour per framework, against 3.78 and 5.71 hours for Gemma 4 E4B).</w:t>
       </w:r>
     </w:p>
     <w:p>
@@ -203,7 +203,7 @@
           <w:sz w:val="28"/>
           <w:szCs w:val="28"/>
         </w:rPr>
-        <w:t xml:space="preserve">6.5 The BMAD Agentic Correction Loop</w:t>
+        <w:t xml:space="preserve">4.5 The BMAD Agentic Correction Loop</w:t>
       </w:r>
     </w:p>
     <w:p>
@@ -237,7 +237,7 @@
           <w:sz w:val="24"/>
           <w:szCs w:val="24"/>
         </w:rPr>
-        <w:t xml:space="preserve">6.5.1 Original Implementation and Its Failure Modes</w:t>
+        <w:t xml:space="preserve">4.5.1 Original Implementation and Its Failure Modes</w:t>
       </w:r>
     </w:p>
     <w:p>
@@ -331,7 +331,7 @@
           <w:sz w:val="24"/>
           <w:szCs w:val="24"/>
         </w:rPr>
-        <w:t xml:space="preserve">A defect introduced while fixing a memory-growth issue: an interim mitigation for gradual memory growth in the long-lived server process (Section 6.5.2) itself contained a variable-scoping error that caused every subsequent request to fail; this was caught by validating the fix against a live request before redeploying it, rather than relying on a syntax check alone, and is recorded here as an example of why runtime verification, not just static verification, was adopted as standard practice for the remainder of the implementation.</w:t>
+        <w:t xml:space="preserve">A defect introduced while fixing a memory-growth issue: an interim mitigation for gradual memory growth in the long-lived server process (Section 4.5.2) itself contained a variable-scoping error that caused every subsequent request to fail; this was caught by validating the fix against a live request before redeploying it, rather than relying on a syntax check alone, and is recorded here as an example of why runtime verification, not just static verification, was adopted as standard practice for the remainder of the implementation.</w:t>
       </w:r>
     </w:p>
     <w:p>
@@ -365,25 +365,25 @@
           <w:sz w:val="24"/>
           <w:szCs w:val="24"/>
         </w:rPr>
-        <w:t xml:space="preserve">6.5.2 Rearchitected Single-Process Implementation</w:t>
-      </w:r>
-    </w:p>
-    <w:p>
-      <w:pPr>
-        <w:spacing w:after="160" w:line="276"/>
-        <w:jc w:val="both"/>
-      </w:pPr>
-      <w:r>
-        <w:rPr>
-          <w:rFonts w:ascii="Times New Roman" w:cs="Times New Roman" w:eastAsia="Times New Roman" w:hAnsi="Times New Roman"/>
-          <w:b w:val="false"/>
-          <w:bCs w:val="false"/>
-          <w:i w:val="false"/>
-          <w:iCs w:val="false"/>
-          <w:sz w:val="24"/>
-          <w:szCs w:val="24"/>
-        </w:rPr>
-        <w:t xml:space="preserve">The corrected implementation, on which all results in Chapter 7 are based, removes the HTTP boundary entirely. Model loading, prompt construction, and generation are performed by a single in-process module that the Build–Measure–Assess–Decide loop calls directly as a function, with no server, no port, and no network client involved. This eliminates the entire class of failure described in Section 6.5.1 by construction, since there is no longer a connection to drop, a port to conflict over, or a timeout to elapse. Two further corrections, both genuine model-behaviour fixes rather than infrastructure fixes, were carried into the rearchitected implementation:</w:t>
+        <w:t xml:space="preserve">4.5.2 Rearchitected Single-Process Implementation</w:t>
+      </w:r>
+    </w:p>
+    <w:p>
+      <w:pPr>
+        <w:spacing w:after="160" w:line="276"/>
+        <w:jc w:val="both"/>
+      </w:pPr>
+      <w:r>
+        <w:rPr>
+          <w:rFonts w:ascii="Times New Roman" w:cs="Times New Roman" w:eastAsia="Times New Roman" w:hAnsi="Times New Roman"/>
+          <w:b w:val="false"/>
+          <w:bCs w:val="false"/>
+          <w:i w:val="false"/>
+          <w:iCs w:val="false"/>
+          <w:sz w:val="24"/>
+          <w:szCs w:val="24"/>
+        </w:rPr>
+        <w:t xml:space="preserve">The corrected implementation, on which all results in Chapter 5 are based, removes the HTTP boundary entirely. Model loading, prompt construction, and generation are performed by a single in-process module that the Build–Measure–Assess–Decide loop calls directly as a function, with no server, no port, and no network client involved. This eliminates the entire class of failure described in Section 4.5.1 by construction, since there is no longer a connection to drop, a port to conflict over, or a timeout to elapse. Two further corrections, both genuine model-behaviour fixes rather than infrastructure fixes, were carried into the rearchitected implementation:</w:t>
       </w:r>
     </w:p>
     <w:p>
@@ -455,7 +455,7 @@
           <w:sz w:val="24"/>
           <w:szCs w:val="24"/>
         </w:rPr>
-        <w:t xml:space="preserve">6.5.3 Execution Reliability Engineering</w:t>
+        <w:t xml:space="preserve">4.5.3 Execution Reliability Engineering</w:t>
       </w:r>
     </w:p>
     <w:p>
@@ -546,25 +546,25 @@
           <w:sz w:val="28"/>
           <w:szCs w:val="28"/>
         </w:rPr>
-        <w:t xml:space="preserve">6.6 Evaluation Tooling</w:t>
-      </w:r>
-    </w:p>
-    <w:p>
-      <w:pPr>
-        <w:spacing w:after="160" w:line="276"/>
-        <w:jc w:val="both"/>
-      </w:pPr>
-      <w:r>
-        <w:rPr>
-          <w:rFonts w:ascii="Times New Roman" w:cs="Times New Roman" w:eastAsia="Times New Roman" w:hAnsi="Times New Roman"/>
-          <w:b w:val="false"/>
-          <w:bCs w:val="false"/>
-          <w:i w:val="false"/>
-          <w:iCs w:val="false"/>
-          <w:sz w:val="24"/>
-          <w:szCs w:val="24"/>
-        </w:rPr>
-        <w:t xml:space="preserve">Two categories of evaluation tooling were implemented to produce the results in Chapter 7. Independent syntax validation runs Node.js's built-in JavaScript/TypeScript parser (node --check) against every generated script from all eight systems, applying the same stop-marker truncation used defensively during generation (Section 6.5.2) so that any residual leaked chat-template text does not distort the validity measurement, and a corresponding Markdown-code-fence stripping step for the baseline systems after the fence-related measurement artefact described in Section 7.2 was identified. Statistical analysis tooling, built on the SciPy library, loads the per-record scores produced by both the BMAD loop and the baseline evaluator, joins them by story identifier to construct the paired dataset described in Section 7.1, and computes the one-way ANOVA, paired Wilcoxon signed-rank tests, chi-square test of independence, and category-level error matrices reported throughout Chapter 7.</w:t>
+        <w:t xml:space="preserve">4.6 Evaluation Tooling</w:t>
+      </w:r>
+    </w:p>
+    <w:p>
+      <w:pPr>
+        <w:spacing w:after="160" w:line="276"/>
+        <w:jc w:val="both"/>
+      </w:pPr>
+      <w:r>
+        <w:rPr>
+          <w:rFonts w:ascii="Times New Roman" w:cs="Times New Roman" w:eastAsia="Times New Roman" w:hAnsi="Times New Roman"/>
+          <w:b w:val="false"/>
+          <w:bCs w:val="false"/>
+          <w:i w:val="false"/>
+          <w:iCs w:val="false"/>
+          <w:sz w:val="24"/>
+          <w:szCs w:val="24"/>
+        </w:rPr>
+        <w:t xml:space="preserve">Two categories of evaluation tooling were implemented to produce the results in Chapter 5. Independent syntax validation runs Node.js's built-in JavaScript/TypeScript parser (node --check) against every generated script from all eight systems, applying the same stop-marker truncation used defensively during generation (Section 4.5.2) so that any residual leaked chat-template text does not distort the validity measurement, and a corresponding Markdown-code-fence stripping step for the baseline systems after the fence-related measurement artefact described in Section 5.2 was identified. Statistical analysis tooling, built on the SciPy library, loads the per-record scores produced by both the BMAD loop and the baseline evaluator, joins them by story identifier to construct the paired dataset described in Section 5.1, and computes the one-way ANOVA, paired Wilcoxon signed-rank tests, chi-square test of independence, and category-level error matrices reported throughout Chapter 5.</w:t>
       </w:r>
     </w:p>
     <w:p>
@@ -580,25 +580,25 @@
           <w:sz w:val="28"/>
           <w:szCs w:val="28"/>
         </w:rPr>
-        <w:t xml:space="preserve">6.7 Summary</w:t>
-      </w:r>
-    </w:p>
-    <w:p>
-      <w:pPr>
-        <w:spacing w:after="160" w:line="276"/>
-        <w:jc w:val="both"/>
-      </w:pPr>
-      <w:r>
-        <w:rPr>
-          <w:rFonts w:ascii="Times New Roman" w:cs="Times New Roman" w:eastAsia="Times New Roman" w:hAnsi="Times New Roman"/>
-          <w:b w:val="false"/>
-          <w:bCs w:val="false"/>
-          <w:i w:val="false"/>
-          <w:iCs w:val="false"/>
-          <w:sz w:val="24"/>
-          <w:szCs w:val="24"/>
-        </w:rPr>
-        <w:t xml:space="preserve">The implementation delivers all five architectural components introduced earlier: a framework-isolated dataset pipeline, a resumable zero-shot baseline evaluator, an MPS-adapted QLoRA fine-tuning procedure, a single-process BMAD agentic correction loop, and a statistical evaluation toolchain. The most significant engineering finding to emerge during implementation was that the original two-process, HTTP-mediated design for the agentic loop was reliable for short runs but not for the sustained, multi-hour unattended execution required to process the complete dataset, and that removing the HTTP boundary entirely — rather than continuing to patch individual failure modes within it — was the more effective correction. All quantitative results reported in Chapter 7 were produced using the corrected, single-process implementation described in Section 6.5.2, executed to completion across all four model/framework combinations with zero unrecovered failures once the chunked execution strategy of Section 6.5.3 was adopted.</w:t>
+        <w:t xml:space="preserve">4.7 Summary</w:t>
+      </w:r>
+    </w:p>
+    <w:p>
+      <w:pPr>
+        <w:spacing w:after="160" w:line="276"/>
+        <w:jc w:val="both"/>
+      </w:pPr>
+      <w:r>
+        <w:rPr>
+          <w:rFonts w:ascii="Times New Roman" w:cs="Times New Roman" w:eastAsia="Times New Roman" w:hAnsi="Times New Roman"/>
+          <w:b w:val="false"/>
+          <w:bCs w:val="false"/>
+          <w:i w:val="false"/>
+          <w:iCs w:val="false"/>
+          <w:sz w:val="24"/>
+          <w:szCs w:val="24"/>
+        </w:rPr>
+        <w:t xml:space="preserve">The implementation delivers all five architectural components introduced earlier: a framework-isolated dataset pipeline, a resumable zero-shot baseline evaluator, an MPS-adapted QLoRA fine-tuning procedure, a single-process BMAD agentic correction loop, and a statistical evaluation toolchain. The most significant engineering finding to emerge during implementation was that the original two-process, HTTP-mediated design for the agentic loop was reliable for short runs but not for the sustained, multi-hour unattended execution required to process the complete dataset, and that removing the HTTP boundary entirely — rather than continuing to patch individual failure modes within it — was the more effective correction. All quantitative results reported in Chapter 5 were produced using the corrected, single-process implementation described in Section 4.5.2, executed to completion across all four model/framework combinations with zero unrecovered failures once the chunked execution strategy of Section 4.5.3 was adopted.</w:t>
       </w:r>
     </w:p>
     <w:sectPr>
